--- a/applications_generated/bytedance_research_scientist_generative_ai_graduate_int/ATS_RESUME.docx
+++ b/applications_generated/bytedance_research_scientist_generative_ai_graduate_int/ATS_RESUME.docx
@@ -594,31 +594,31 @@
       </w:rPr>
     </w:lvl>
   </w:abstractNum>
-  <w:num w:numId="1" w16cid:durableId="850022797">
+  <w:num w:numId="1" w16cid:durableId="1752388143">
     <w:abstractNumId w:val="8"/>
   </w:num>
-  <w:num w:numId="2" w16cid:durableId="1327249047">
+  <w:num w:numId="2" w16cid:durableId="1286815328">
     <w:abstractNumId w:val="6"/>
   </w:num>
-  <w:num w:numId="3" w16cid:durableId="764108932">
+  <w:num w:numId="3" w16cid:durableId="1700201319">
     <w:abstractNumId w:val="5"/>
   </w:num>
-  <w:num w:numId="4" w16cid:durableId="1585143520">
+  <w:num w:numId="4" w16cid:durableId="345908789">
     <w:abstractNumId w:val="4"/>
   </w:num>
-  <w:num w:numId="5" w16cid:durableId="240914989">
+  <w:num w:numId="5" w16cid:durableId="1008606099">
     <w:abstractNumId w:val="7"/>
   </w:num>
-  <w:num w:numId="6" w16cid:durableId="1537426578">
+  <w:num w:numId="6" w16cid:durableId="1426538502">
     <w:abstractNumId w:val="3"/>
   </w:num>
-  <w:num w:numId="7" w16cid:durableId="973411980">
+  <w:num w:numId="7" w16cid:durableId="660156922">
     <w:abstractNumId w:val="2"/>
   </w:num>
-  <w:num w:numId="8" w16cid:durableId="1944532478">
+  <w:num w:numId="8" w16cid:durableId="918906907">
     <w:abstractNumId w:val="1"/>
   </w:num>
-  <w:num w:numId="9" w16cid:durableId="1466269566">
+  <w:num w:numId="9" w16cid:durableId="1529952044">
     <w:abstractNumId w:val="0"/>
   </w:num>
 </w:numbering>

--- a/applications_generated/bytedance_research_scientist_generative_ai_graduate_int/ATS_RESUME.docx
+++ b/applications_generated/bytedance_research_scientist_generative_ai_graduate_int/ATS_RESUME.docx
@@ -594,31 +594,31 @@
       </w:rPr>
     </w:lvl>
   </w:abstractNum>
-  <w:num w:numId="1" w16cid:durableId="1752388143">
+  <w:num w:numId="1" w16cid:durableId="1804536492">
     <w:abstractNumId w:val="8"/>
   </w:num>
-  <w:num w:numId="2" w16cid:durableId="1286815328">
+  <w:num w:numId="2" w16cid:durableId="329410679">
     <w:abstractNumId w:val="6"/>
   </w:num>
-  <w:num w:numId="3" w16cid:durableId="1700201319">
+  <w:num w:numId="3" w16cid:durableId="513423517">
     <w:abstractNumId w:val="5"/>
   </w:num>
-  <w:num w:numId="4" w16cid:durableId="345908789">
+  <w:num w:numId="4" w16cid:durableId="660086285">
     <w:abstractNumId w:val="4"/>
   </w:num>
-  <w:num w:numId="5" w16cid:durableId="1008606099">
+  <w:num w:numId="5" w16cid:durableId="1685472615">
     <w:abstractNumId w:val="7"/>
   </w:num>
-  <w:num w:numId="6" w16cid:durableId="1426538502">
+  <w:num w:numId="6" w16cid:durableId="775558996">
     <w:abstractNumId w:val="3"/>
   </w:num>
-  <w:num w:numId="7" w16cid:durableId="660156922">
+  <w:num w:numId="7" w16cid:durableId="1266308362">
     <w:abstractNumId w:val="2"/>
   </w:num>
-  <w:num w:numId="8" w16cid:durableId="918906907">
+  <w:num w:numId="8" w16cid:durableId="1583177252">
     <w:abstractNumId w:val="1"/>
   </w:num>
-  <w:num w:numId="9" w16cid:durableId="1529952044">
+  <w:num w:numId="9" w16cid:durableId="814378223">
     <w:abstractNumId w:val="0"/>
   </w:num>
 </w:numbering>
